--- a/labbs/lab2/DT081A_Lab2_Report_Jakob_Obid_REVISED.docx
+++ b/labbs/lab2/DT081A_Lab2_Report_Jakob_Obid_REVISED.docx
@@ -27,22 +27,22 @@
         <w:rPr>
           <w:b/>
         </w:rPr>
-        <w:t xml:space="preserve">Yacoub Dawli </w:t>
+        <w:t xml:space="preserve">Yacoub Dawli (Jakob)</w:t>
       </w:r>
       <w:r>
-        <w:t>/</w:t>
+        <w:t xml:space="preserve"> — yada2100@student.miun.se</w:t>
       </w:r>
       <w:r>
-        <w:t xml:space="preserve"> yada2100</w:t>
+        <w:br/>
       </w:r>
       <w:r>
-        <w:t>]   ·   Obid [</w:t>
+        <w:rPr>
+          <w:b/>
+        </w:rPr>
+        <w:t xml:space="preserve">Obid Alrhman Aljabi</w:t>
       </w:r>
       <w:r>
-        <w:t>Obid Alrhman Aljabi / obal2302</w:t>
-      </w:r>
-      <w:r>
-        <w:t>]       22 October 2026</w:t>
+        <w:t xml:space="preserve"> — obal2302@student.miun.se       22 October 2026</w:t>
       </w:r>
     </w:p>
     <w:p>
@@ -1423,6 +1423,36 @@
         </w:rPr>
       </w:pPr>
       <w:r>
+        <w:t xml:space="preserve">The FFT finds the frequencies in the signal, while np.angle() gives their phases.</w:t>
+      </w:r>
+    </w:p>
+    <w:p>
+      <w:pPr>
+        <w:rPr>
+          <w:rFonts w:hint="eastAsia"/>
+        </w:rPr>
+      </w:pPr>
+      <w:r>
+        <w:t xml:space="preserve">lfilter() calculates the system output. The Butterworth commands set up a low-pass filter and filters that keep or remove the 150–400 Hz band.</w:t>
+      </w:r>
+    </w:p>
+    <w:p>
+      <w:pPr>
+        <w:rPr>
+          <w:rFonts w:hint="eastAsia"/>
+        </w:rPr>
+      </w:pPr>
+      <w:r>
+        <w:t xml:space="preserve">For the voice recordings, axis=1 applies the FFT to each short part. Squaring its magnitude gives the power shown in the spectrogram.</w:t>
+      </w:r>
+    </w:p>
+    <w:p>
+      <w:pPr>
+        <w:rPr>
+          <w:rFonts w:hint="eastAsia"/>
+        </w:rPr>
+      </w:pPr>
+      <w:r>
         <w:t>Source: DT081A Lab 2 instructions and course lectures 4–7. Full code and other figures are kept with the lab files.</w:t>
       </w:r>
     </w:p>

--- a/labbs/lab2/DT081A_Lab2_Report_Jakob_Obid_REVISED.docx
+++ b/labbs/lab2/DT081A_Lab2_Report_Jakob_Obid_REVISED.docx
@@ -109,6 +109,7 @@
     </w:p>
     <w:p>
       <w:pPr>
+        <w:keepNext/>
         <w:spacing w:before="60" w:after="40"/>
         <w:jc w:val="center"/>
         <w:rPr>
@@ -188,6 +189,7 @@
     </w:p>
     <w:p>
       <w:pPr>
+        <w:keepNext/>
         <w:spacing w:before="60" w:after="40"/>
         <w:jc w:val="center"/>
         <w:rPr>
@@ -267,12 +269,114 @@
     </w:p>
     <w:p>
       <w:pPr>
+        <w:keepNext/>
+        <w:keepLines/>
+        <w:spacing w:before="60" w:after="20" w:line="240" w:lineRule="auto"/>
+        <w:jc w:val="center"/>
+      </w:pPr>
+      <w:r>
+        <w:drawing>
+          <wp:inline xmlns:a="http://schemas.openxmlformats.org/drawingml/2006/main" xmlns:pic="http://schemas.openxmlformats.org/drawingml/2006/picture">
+            <wp:extent cx="4572000" cy="1778000"/>
+            <wp:docPr id="5" name="Picture 5" descr="Figure 3. System 1 impulse response: eight nonzero samples, then zeros."/>
+            <wp:cNvGraphicFramePr>
+              <a:graphicFrameLocks noChangeAspect="1"/>
+            </wp:cNvGraphicFramePr>
+            <a:graphic>
+              <a:graphicData uri="http://schemas.openxmlformats.org/drawingml/2006/picture">
+                <pic:pic>
+                  <pic:nvPicPr>
+                    <pic:cNvPr id="0" name="section3_system1_convolution.png"/>
+                    <pic:cNvPicPr/>
+                  </pic:nvPicPr>
+                  <pic:blipFill>
+                    <a:blip r:embed="rId16"/>
+                    <a:stretch>
+                      <a:fillRect/>
+                    </a:stretch>
+                  </pic:blipFill>
+                  <pic:spPr>
+                    <a:xfrm>
+                      <a:off x="0" y="0"/>
+                      <a:ext cx="4572000" cy="1778000"/>
+                    </a:xfrm>
+                    <a:prstGeom prst="rect"/>
+                  </pic:spPr>
+                </pic:pic>
+              </a:graphicData>
+            </a:graphic>
+          </wp:inline>
+        </w:drawing>
+      </w:r>
+    </w:p>
+    <w:p>
+      <w:pPr>
+        <w:pStyle w:val="Beskrivning"/>
+        <w:keepNext w:val="0"/>
+        <w:keepLines/>
+        <w:jc w:val="center"/>
         <w:rPr>
           <w:rFonts w:hint="eastAsia"/>
         </w:rPr>
       </w:pPr>
       <w:r>
-        <w:br w:type="page"/>
+        <w:t>Figure 3. System 1 impulse response: eight nonzero samples, then zeros.</w:t>
+      </w:r>
+    </w:p>
+    <w:p>
+      <w:pPr>
+        <w:keepNext/>
+        <w:keepLines/>
+        <w:spacing w:before="60" w:after="20" w:line="240" w:lineRule="auto"/>
+        <w:jc w:val="center"/>
+      </w:pPr>
+      <w:r>
+        <w:drawing>
+          <wp:inline xmlns:a="http://schemas.openxmlformats.org/drawingml/2006/main" xmlns:pic="http://schemas.openxmlformats.org/drawingml/2006/picture">
+            <wp:extent cx="4572000" cy="3048000"/>
+            <wp:docPr id="6" name="Picture 6" descr="Figure 4. System 2: matching 100-sample responses from the loop and SciPy lfilter."/>
+            <wp:cNvGraphicFramePr>
+              <a:graphicFrameLocks noChangeAspect="1"/>
+            </wp:cNvGraphicFramePr>
+            <a:graphic>
+              <a:graphicData uri="http://schemas.openxmlformats.org/drawingml/2006/picture">
+                <pic:pic>
+                  <pic:nvPicPr>
+                    <pic:cNvPr id="0" name="section3_system2_comparison.png"/>
+                    <pic:cNvPicPr/>
+                  </pic:nvPicPr>
+                  <pic:blipFill>
+                    <a:blip r:embed="rId17"/>
+                    <a:stretch>
+                      <a:fillRect/>
+                    </a:stretch>
+                  </pic:blipFill>
+                  <pic:spPr>
+                    <a:xfrm>
+                      <a:off x="0" y="0"/>
+                      <a:ext cx="4572000" cy="3048000"/>
+                    </a:xfrm>
+                    <a:prstGeom prst="rect"/>
+                  </pic:spPr>
+                </pic:pic>
+              </a:graphicData>
+            </a:graphic>
+          </wp:inline>
+        </w:drawing>
+      </w:r>
+    </w:p>
+    <w:p>
+      <w:pPr>
+        <w:pStyle w:val="Beskrivning"/>
+        <w:keepNext w:val="0"/>
+        <w:keepLines/>
+        <w:jc w:val="center"/>
+        <w:rPr>
+          <w:rFonts w:hint="eastAsia"/>
+        </w:rPr>
+      </w:pPr>
+      <w:r>
+        <w:t>Figure 4. System 2: matching 100-sample responses from the loop and SciPy lfilter.</w:t>
       </w:r>
     </w:p>
     <w:p>
@@ -671,11 +775,59 @@
     </w:tbl>
     <w:p>
       <w:pPr>
-        <w:spacing w:after="0"/>
+        <w:keepNext/>
+        <w:keepLines/>
+        <w:spacing w:before="80" w:after="20" w:line="240" w:lineRule="auto"/>
+        <w:jc w:val="center"/>
+      </w:pPr>
+      <w:r>
+        <w:drawing>
+          <wp:inline xmlns:a="http://schemas.openxmlformats.org/drawingml/2006/main" xmlns:pic="http://schemas.openxmlformats.org/drawingml/2006/picture">
+            <wp:extent cx="5943600" cy="2161309"/>
+            <wp:docPr id="7" name="Picture 7" descr="Figure 5. The signal’s amplitude spectrum (raw FFT magnitude) and phase spectrum."/>
+            <wp:cNvGraphicFramePr>
+              <a:graphicFrameLocks noChangeAspect="1"/>
+            </wp:cNvGraphicFramePr>
+            <a:graphic>
+              <a:graphicData uri="http://schemas.openxmlformats.org/drawingml/2006/picture">
+                <pic:pic>
+                  <pic:nvPicPr>
+                    <pic:cNvPr id="0" name="section4_amplitude_phase.png"/>
+                    <pic:cNvPicPr/>
+                  </pic:nvPicPr>
+                  <pic:blipFill>
+                    <a:blip r:embed="rId18"/>
+                    <a:stretch>
+                      <a:fillRect/>
+                    </a:stretch>
+                  </pic:blipFill>
+                  <pic:spPr>
+                    <a:xfrm>
+                      <a:off x="0" y="0"/>
+                      <a:ext cx="5943600" cy="2161309"/>
+                    </a:xfrm>
+                    <a:prstGeom prst="rect"/>
+                  </pic:spPr>
+                </pic:pic>
+              </a:graphicData>
+            </a:graphic>
+          </wp:inline>
+        </w:drawing>
+      </w:r>
+    </w:p>
+    <w:p>
+      <w:pPr>
+        <w:pStyle w:val="Beskrivning"/>
+        <w:keepNext w:val="0"/>
+        <w:keepLines/>
+        <w:jc w:val="center"/>
         <w:rPr>
           <w:rFonts w:hint="eastAsia"/>
         </w:rPr>
       </w:pPr>
+      <w:r>
+        <w:t>Figure 5. The signal’s amplitude spectrum (raw FFT magnitude) and phase spectrum.</w:t>
+      </w:r>
     </w:p>
     <w:p>
       <w:pPr>
@@ -693,6 +845,62 @@
       </w:pPr>
       <w:r>
         <w:t>We passed a 50 Hz cosine through System 2. Its amplitude dropped from 1.0 to 0.7481 and its phase shifted to −0.0103 radians. The system response predicted an amplitude of 0.7454 and a phase of −0.0128 radians. The amplitude difference was about 0.37%. This is small and is explained by the short recording and the filter’s start-up behavior. The result supports Y(f) = H(f)X(f).</w:t>
+      </w:r>
+    </w:p>
+    <w:p>
+      <w:pPr>
+        <w:keepNext/>
+        <w:keepLines/>
+        <w:spacing w:before="60" w:after="20" w:line="240" w:lineRule="auto"/>
+        <w:jc w:val="center"/>
+      </w:pPr>
+      <w:r>
+        <w:drawing>
+          <wp:inline xmlns:a="http://schemas.openxmlformats.org/drawingml/2006/main" xmlns:pic="http://schemas.openxmlformats.org/drawingml/2006/picture">
+            <wp:extent cx="5943600" cy="2161309"/>
+            <wp:docPr id="8" name="Picture 8" descr="Figure 6. System 2 amplification and phase shift as functions of frequency."/>
+            <wp:cNvGraphicFramePr>
+              <a:graphicFrameLocks noChangeAspect="1"/>
+            </wp:cNvGraphicFramePr>
+            <a:graphic>
+              <a:graphicData uri="http://schemas.openxmlformats.org/drawingml/2006/picture">
+                <pic:pic>
+                  <pic:nvPicPr>
+                    <pic:cNvPr id="0" name="section5_system_frequency_response.png"/>
+                    <pic:cNvPicPr/>
+                  </pic:nvPicPr>
+                  <pic:blipFill>
+                    <a:blip r:embed="rId19"/>
+                    <a:stretch>
+                      <a:fillRect/>
+                    </a:stretch>
+                  </pic:blipFill>
+                  <pic:spPr>
+                    <a:xfrm>
+                      <a:off x="0" y="0"/>
+                      <a:ext cx="5943600" cy="2161309"/>
+                    </a:xfrm>
+                    <a:prstGeom prst="rect"/>
+                  </pic:spPr>
+                </pic:pic>
+              </a:graphicData>
+            </a:graphic>
+          </wp:inline>
+        </w:drawing>
+      </w:r>
+    </w:p>
+    <w:p>
+      <w:pPr>
+        <w:pStyle w:val="Beskrivning"/>
+        <w:keepNext w:val="0"/>
+        <w:keepLines/>
+        <w:jc w:val="center"/>
+        <w:rPr>
+          <w:rFonts w:hint="eastAsia"/>
+        </w:rPr>
+      </w:pPr>
+      <w:r>
+        <w:t>Figure 6. System 2 amplification and phase shift as functions of frequency.</w:t>
       </w:r>
     </w:p>
     <w:p>
@@ -728,6 +936,7 @@
     </w:p>
     <w:p>
       <w:pPr>
+        <w:keepNext/>
         <w:spacing w:before="60" w:after="40"/>
         <w:jc w:val="center"/>
         <w:rPr>
@@ -784,7 +993,7 @@
         </w:rPr>
       </w:pPr>
       <w:r>
-        <w:t>Figure 3. Butterworth and Chebyshev Type I low-pass filters (order 5, cutoff 200 Hz).</w:t>
+        <w:t>Figure 7. Butterworth and Chebyshev Type I low-pass filters (order 5, cutoff 200 Hz).</w:t>
       </w:r>
     </w:p>
     <w:p>
@@ -807,6 +1016,7 @@
     </w:p>
     <w:p>
       <w:pPr>
+        <w:keepNext/>
         <w:spacing w:before="60" w:after="40"/>
         <w:jc w:val="center"/>
         <w:rPr>
@@ -863,7 +1073,7 @@
         </w:rPr>
       </w:pPr>
       <w:r>
-        <w:t>Figure 4. Our separate voice spectrograms, using 1,024 samples per part.</w:t>
+        <w:t>Figure 8. Our separate voice spectrograms, using 1,024 samples per part.</w:t>
       </w:r>
     </w:p>
     <w:p>
@@ -1254,14 +1464,7 @@
     </w:tbl>
     <w:p>
       <w:pPr>
-        <w:spacing w:after="0"/>
-        <w:rPr>
-          <w:rFonts w:hint="eastAsia"/>
-        </w:rPr>
-      </w:pPr>
-    </w:p>
-    <w:p>
-      <w:pPr>
+        <w:spacing w:before="80"/>
         <w:rPr>
           <w:rFonts w:hint="eastAsia"/>
         </w:rPr>

--- a/labbs/lab2/DT081A_Lab2_Report_Jakob_Obid_REVISED.docx
+++ b/labbs/lab2/DT081A_Lab2_Report_Jakob_Obid_REVISED.docx
@@ -395,7 +395,7 @@
         </w:rPr>
       </w:pPr>
       <w:r>
-        <w:t>We read the frequencies, amplitudes and phases from the FFT. After scaling the FFT magnitudes, all three amplitudes and phases agreed with the original signal.</w:t>
+        <w:t>We read the frequencies, amplitudes and phases from the FFT. After scaling the FFT magnitudes, all three amplitudes and phases agreed with the original signal. Only the phases at the three significant frequency components are shown, since phases at near-zero FFT magnitudes are not meaningful.</w:t>
       </w:r>
     </w:p>
     <w:tbl>
